--- a/Zac - path0171/GOMS:KLM analysis/path0171 - GOMS:KLM Process.docx
+++ b/Zac - path0171/GOMS:KLM analysis/path0171 - GOMS:KLM Process.docx
@@ -927,13 +927,7 @@
         <w:rPr>
           <w:rFonts w:ascii="Aptos" w:hAnsi="Aptos"/>
         </w:rPr>
-        <w:t>T</w:t>
-      </w:r>
-      <w:r>
-        <w:rPr>
-          <w:rFonts w:ascii="Aptos" w:hAnsi="Aptos"/>
-        </w:rPr>
-        <w:t xml:space="preserve">ype message </w:t>
+        <w:t xml:space="preserve">Type message </w:t>
       </w:r>
     </w:p>
     <w:p>
@@ -1590,19 +1584,7 @@
         <w:rPr>
           <w:rFonts w:ascii="Aptos" w:hAnsi="Aptos"/>
         </w:rPr>
-        <w:t>(if si</w:t>
-      </w:r>
-      <w:r>
-        <w:rPr>
-          <w:rFonts w:ascii="Aptos" w:hAnsi="Aptos"/>
-        </w:rPr>
-        <w:t>gn</w:t>
-      </w:r>
-      <w:r>
-        <w:rPr>
-          <w:rFonts w:ascii="Aptos" w:hAnsi="Aptos"/>
-        </w:rPr>
-        <w:t>ed in move to step 9)</w:t>
+        <w:t>(if signed in move to step 9)</w:t>
       </w:r>
     </w:p>
     <w:p>
@@ -1836,13 +1818,7 @@
         <w:rPr>
           <w:rFonts w:ascii="Aptos" w:hAnsi="Aptos"/>
         </w:rPr>
-        <w:t xml:space="preserve">the </w:t>
-      </w:r>
-      <w:r>
-        <w:rPr>
-          <w:rFonts w:ascii="Aptos" w:hAnsi="Aptos"/>
-        </w:rPr>
-        <w:t>“Recent Messages” section</w:t>
+        <w:t>the “Recent Messages” section</w:t>
       </w:r>
       <w:r>
         <w:rPr>
@@ -2766,17 +2742,7 @@
           <w:szCs w:val="28"/>
         </w:rPr>
         <w:lastRenderedPageBreak/>
-        <w:t>KLM</w:t>
-      </w:r>
-      <w:r>
-        <w:rPr>
-          <w:rFonts w:ascii="Aptos" w:hAnsi="Aptos"/>
-          <w:b/>
-          <w:bCs/>
-          <w:sz w:val="28"/>
-          <w:szCs w:val="28"/>
-        </w:rPr>
-        <w:t xml:space="preserve"> Process:</w:t>
+        <w:t>KLM Process:</w:t>
       </w:r>
     </w:p>
     <w:p>
@@ -2913,19 +2879,7 @@
         <w:rPr>
           <w:rFonts w:ascii="Aptos" w:hAnsi="Aptos"/>
         </w:rPr>
-        <w:t xml:space="preserve"> = Hom</w:t>
-      </w:r>
-      <w:r>
-        <w:rPr>
-          <w:rFonts w:ascii="Aptos" w:hAnsi="Aptos"/>
-        </w:rPr>
-        <w:t>e</w:t>
-      </w:r>
-      <w:r>
-        <w:rPr>
-          <w:rFonts w:ascii="Aptos" w:hAnsi="Aptos"/>
-        </w:rPr>
-        <w:t xml:space="preserve"> (0.4</w:t>
+        <w:t xml:space="preserve"> = Home (0.4</w:t>
       </w:r>
       <w:r>
         <w:rPr>
@@ -3782,13 +3736,7 @@
         <w:rPr>
           <w:rFonts w:ascii="Aptos" w:hAnsi="Aptos"/>
         </w:rPr>
-        <w:t xml:space="preserve"> </w:t>
-      </w:r>
-      <w:r>
-        <w:rPr>
-          <w:rFonts w:ascii="Aptos" w:hAnsi="Aptos"/>
-        </w:rPr>
-        <w:t>(Approx 8 Characters)</w:t>
+        <w:t xml:space="preserve"> (Approx 8 Characters)</w:t>
       </w:r>
     </w:p>
     <w:p>
@@ -3807,13 +3755,7 @@
         <w:rPr>
           <w:rFonts w:ascii="Aptos" w:hAnsi="Aptos"/>
         </w:rPr>
-        <w:t xml:space="preserve"> (</w:t>
-      </w:r>
-      <w:r>
-        <w:rPr>
-          <w:rFonts w:ascii="Aptos" w:hAnsi="Aptos"/>
-        </w:rPr>
-        <w:t>Approx 5-25 Characters)</w:t>
+        <w:t xml:space="preserve"> (Approx 5-25 Characters)</w:t>
       </w:r>
     </w:p>
     <w:p>
@@ -4253,31 +4195,7 @@
         <w:rPr>
           <w:rFonts w:ascii="Aptos" w:hAnsi="Aptos"/>
         </w:rPr>
-        <w:t xml:space="preserve"> message: </w:t>
-      </w:r>
-      <w:r>
-        <w:rPr>
-          <w:rFonts w:ascii="Aptos" w:hAnsi="Aptos"/>
-        </w:rPr>
-        <w:t>1.1 + 0.2 + 1.1 + 0.2 + 0.4 + 1.35 + (0.28 x 20) + 0.4 + 1.1 +0.2 + 0.4 +1.35 + (0.28 x 8) + 0.28 + 0.4 + 1.1 + 0.2 + 1.35 + 1.1 + 0.2 + 1.1 + 0.2 + 0.4 + 1.35 + (0.28x</w:t>
-      </w:r>
-      <w:r>
-        <w:rPr>
-          <w:rFonts w:ascii="Aptos" w:hAnsi="Aptos"/>
-        </w:rPr>
-        <w:t>25</w:t>
-      </w:r>
-      <w:r>
-        <w:rPr>
-          <w:rFonts w:ascii="Aptos" w:hAnsi="Aptos"/>
-        </w:rPr>
-        <w:t>) + 0.28 + 1 =</w:t>
-      </w:r>
-      <w:r>
-        <w:rPr>
-          <w:rFonts w:ascii="Aptos" w:hAnsi="Aptos"/>
-        </w:rPr>
-        <w:t xml:space="preserve"> </w:t>
+        <w:t xml:space="preserve"> message: 1.1 + 0.2 + 1.1 + 0.2 + 0.4 + 1.35 + (0.28 x 20) + 0.4 + 1.1 +0.2 + 0.4 +1.35 + (0.28 x 8) + 0.28 + 0.4 + 1.1 + 0.2 + 1.35 + 1.1 + 0.2 + 1.1 + 0.2 + 0.4 + 1.35 + (0.28x25) + 0.28 + 1 = </w:t>
       </w:r>
       <w:r>
         <w:rPr>
@@ -5107,21 +5025,119 @@
         <w:rPr>
           <w:rFonts w:ascii="Aptos" w:hAnsi="Aptos"/>
         </w:rPr>
+        <w:t xml:space="preserve"> (Approx 20 Characters)</w:t>
+      </w:r>
+    </w:p>
+    <w:p>
+      <w:pPr>
+        <w:rPr>
+          <w:rFonts w:ascii="Aptos" w:hAnsi="Aptos"/>
+        </w:rPr>
+      </w:pPr>
+      <w:r>
+        <w:rPr>
+          <w:rFonts w:ascii="Aptos" w:hAnsi="Aptos"/>
+        </w:rPr>
+        <w:t>W</w:t>
+      </w:r>
+      <w:r>
+        <w:rPr>
+          <w:rFonts w:ascii="Aptos" w:hAnsi="Aptos"/>
+        </w:rPr>
+        <w:t xml:space="preserve"> = Letters in Password</w:t>
+      </w:r>
+      <w:r>
+        <w:rPr>
+          <w:rFonts w:ascii="Aptos" w:hAnsi="Aptos"/>
+        </w:rPr>
+        <w:t xml:space="preserve"> (Approx 8 Characters)</w:t>
+      </w:r>
+    </w:p>
+    <w:p>
+      <w:pPr>
+        <w:rPr>
+          <w:rFonts w:ascii="Aptos" w:hAnsi="Aptos"/>
+        </w:rPr>
+      </w:pPr>
+      <w:r>
+        <w:rPr>
+          <w:rFonts w:ascii="Aptos" w:hAnsi="Aptos"/>
+        </w:rPr>
+        <w:t>M = Letters in Message</w:t>
+      </w:r>
+      <w:r>
+        <w:rPr>
+          <w:rFonts w:ascii="Aptos" w:hAnsi="Aptos"/>
+        </w:rPr>
+        <w:t xml:space="preserve"> (Approx 5-25 Characters)</w:t>
+      </w:r>
+    </w:p>
+    <w:p>
+      <w:pPr>
+        <w:rPr>
+          <w:rFonts w:ascii="Aptos" w:hAnsi="Aptos"/>
+        </w:rPr>
+      </w:pPr>
+    </w:p>
+    <w:p>
+      <w:pPr>
+        <w:rPr>
+          <w:rFonts w:ascii="Aptos" w:hAnsi="Aptos"/>
+        </w:rPr>
+      </w:pPr>
+      <w:r>
+        <w:rPr>
+          <w:rFonts w:ascii="Aptos" w:hAnsi="Aptos"/>
+        </w:rPr>
+        <w:t>PP</w:t>
+      </w:r>
+      <w:r>
+        <w:rPr>
+          <w:rFonts w:ascii="Aptos" w:hAnsi="Aptos"/>
+          <w:vertAlign w:val="subscript"/>
+        </w:rPr>
+        <w:t>1</w:t>
+      </w:r>
+      <w:r>
+        <w:rPr>
+          <w:rFonts w:ascii="Aptos" w:hAnsi="Aptos"/>
+        </w:rPr>
         <w:t xml:space="preserve"> </w:t>
       </w:r>
-      <w:r>
-        <w:rPr>
-          <w:rFonts w:ascii="Aptos" w:hAnsi="Aptos"/>
-        </w:rPr>
-        <w:t>(Approx 20 Characters)</w:t>
-      </w:r>
-    </w:p>
-    <w:p>
-      <w:pPr>
-        <w:rPr>
-          <w:rFonts w:ascii="Aptos" w:hAnsi="Aptos"/>
-        </w:rPr>
-      </w:pPr>
+      <w:proofErr w:type="spellStart"/>
+      <w:r>
+        <w:rPr>
+          <w:rFonts w:ascii="Aptos" w:hAnsi="Aptos"/>
+        </w:rPr>
+        <w:t>PP</w:t>
+      </w:r>
+      <w:r>
+        <w:rPr>
+          <w:rFonts w:ascii="Aptos" w:hAnsi="Aptos"/>
+          <w:vertAlign w:val="subscript"/>
+        </w:rPr>
+        <w:t>1</w:t>
+      </w:r>
+      <w:proofErr w:type="spellEnd"/>
+      <w:r>
+        <w:rPr>
+          <w:rFonts w:ascii="Aptos" w:hAnsi="Aptos"/>
+        </w:rPr>
+        <w:t xml:space="preserve"> HMK(E) HPP</w:t>
+      </w:r>
+      <w:r>
+        <w:rPr>
+          <w:rFonts w:ascii="Aptos" w:hAnsi="Aptos"/>
+          <w:vertAlign w:val="subscript"/>
+        </w:rPr>
+        <w:t>1</w:t>
+      </w:r>
+      <w:r>
+        <w:rPr>
+          <w:rFonts w:ascii="Aptos" w:hAnsi="Aptos"/>
+        </w:rPr>
+        <w:t xml:space="preserve"> HMK(</w:t>
+      </w:r>
       <w:r>
         <w:rPr>
           <w:rFonts w:ascii="Aptos" w:hAnsi="Aptos"/>
@@ -5132,129 +5148,7 @@
         <w:rPr>
           <w:rFonts w:ascii="Aptos" w:hAnsi="Aptos"/>
         </w:rPr>
-        <w:t xml:space="preserve"> = Letters in Password</w:t>
-      </w:r>
-      <w:r>
-        <w:rPr>
-          <w:rFonts w:ascii="Aptos" w:hAnsi="Aptos"/>
-        </w:rPr>
-        <w:t xml:space="preserve"> </w:t>
-      </w:r>
-      <w:r>
-        <w:rPr>
-          <w:rFonts w:ascii="Aptos" w:hAnsi="Aptos"/>
-        </w:rPr>
-        <w:t>(Approx 8 Characters)</w:t>
-      </w:r>
-    </w:p>
-    <w:p>
-      <w:pPr>
-        <w:rPr>
-          <w:rFonts w:ascii="Aptos" w:hAnsi="Aptos"/>
-        </w:rPr>
-      </w:pPr>
-      <w:r>
-        <w:rPr>
-          <w:rFonts w:ascii="Aptos" w:hAnsi="Aptos"/>
-        </w:rPr>
-        <w:t>M = Letters in Message</w:t>
-      </w:r>
-      <w:r>
-        <w:rPr>
-          <w:rFonts w:ascii="Aptos" w:hAnsi="Aptos"/>
-        </w:rPr>
-        <w:t xml:space="preserve"> (Approx 5-25 Characters)</w:t>
-      </w:r>
-    </w:p>
-    <w:p>
-      <w:pPr>
-        <w:rPr>
-          <w:rFonts w:ascii="Aptos" w:hAnsi="Aptos"/>
-        </w:rPr>
-      </w:pPr>
-    </w:p>
-    <w:p>
-      <w:pPr>
-        <w:rPr>
-          <w:rFonts w:ascii="Aptos" w:hAnsi="Aptos"/>
-        </w:rPr>
-      </w:pPr>
-      <w:r>
-        <w:rPr>
-          <w:rFonts w:ascii="Aptos" w:hAnsi="Aptos"/>
-        </w:rPr>
-        <w:t>PP</w:t>
-      </w:r>
-      <w:r>
-        <w:rPr>
-          <w:rFonts w:ascii="Aptos" w:hAnsi="Aptos"/>
-          <w:vertAlign w:val="subscript"/>
-        </w:rPr>
-        <w:t>1</w:t>
-      </w:r>
-      <w:r>
-        <w:rPr>
-          <w:rFonts w:ascii="Aptos" w:hAnsi="Aptos"/>
-        </w:rPr>
-        <w:t xml:space="preserve"> </w:t>
-      </w:r>
-      <w:proofErr w:type="spellStart"/>
-      <w:r>
-        <w:rPr>
-          <w:rFonts w:ascii="Aptos" w:hAnsi="Aptos"/>
-        </w:rPr>
-        <w:t>PP</w:t>
-      </w:r>
-      <w:r>
-        <w:rPr>
-          <w:rFonts w:ascii="Aptos" w:hAnsi="Aptos"/>
-          <w:vertAlign w:val="subscript"/>
-        </w:rPr>
-        <w:t>1</w:t>
-      </w:r>
-      <w:proofErr w:type="spellEnd"/>
-      <w:r>
-        <w:rPr>
-          <w:rFonts w:ascii="Aptos" w:hAnsi="Aptos"/>
-        </w:rPr>
-        <w:t xml:space="preserve"> HMK(E) HPP</w:t>
-      </w:r>
-      <w:r>
-        <w:rPr>
-          <w:rFonts w:ascii="Aptos" w:hAnsi="Aptos"/>
-          <w:vertAlign w:val="subscript"/>
-        </w:rPr>
-        <w:t>1</w:t>
-      </w:r>
-      <w:r>
-        <w:rPr>
-          <w:rFonts w:ascii="Aptos" w:hAnsi="Aptos"/>
-        </w:rPr>
-        <w:t xml:space="preserve"> HMK(</w:t>
-      </w:r>
-      <w:r>
-        <w:rPr>
-          <w:rFonts w:ascii="Aptos" w:hAnsi="Aptos"/>
-        </w:rPr>
-        <w:t>W</w:t>
-      </w:r>
-      <w:r>
-        <w:rPr>
-          <w:rFonts w:ascii="Aptos" w:hAnsi="Aptos"/>
-        </w:rPr>
-        <w:t>)</w:t>
-      </w:r>
-      <w:r>
-        <w:rPr>
-          <w:rFonts w:ascii="Aptos" w:hAnsi="Aptos"/>
-        </w:rPr>
-        <w:t>K</w:t>
-      </w:r>
-      <w:r>
-        <w:rPr>
-          <w:rFonts w:ascii="Aptos" w:hAnsi="Aptos"/>
-        </w:rPr>
-        <w:t xml:space="preserve"> HPP</w:t>
+        <w:t>)K HPP</w:t>
       </w:r>
       <w:r>
         <w:rPr>
@@ -6128,13 +6022,7 @@
         <w:rPr>
           <w:rFonts w:ascii="Aptos" w:hAnsi="Aptos"/>
         </w:rPr>
-        <w:t xml:space="preserve"> </w:t>
-      </w:r>
-      <w:r>
-        <w:rPr>
-          <w:rFonts w:ascii="Aptos" w:hAnsi="Aptos"/>
-        </w:rPr>
-        <w:t>(Approx 20 Characters)</w:t>
+        <w:t xml:space="preserve"> (Approx 20 Characters)</w:t>
       </w:r>
     </w:p>
     <w:p>
@@ -6178,13 +6066,7 @@
         <w:rPr>
           <w:rFonts w:ascii="Aptos" w:hAnsi="Aptos"/>
         </w:rPr>
-        <w:t xml:space="preserve"> (</w:t>
-      </w:r>
-      <w:r>
-        <w:rPr>
-          <w:rFonts w:ascii="Aptos" w:hAnsi="Aptos"/>
-        </w:rPr>
-        <w:t>Approx 5-25 Characters)</w:t>
+        <w:t xml:space="preserve"> (Approx 5-25 Characters)</w:t>
       </w:r>
     </w:p>
     <w:p>
@@ -6265,19 +6147,7 @@
         <w:rPr>
           <w:rFonts w:ascii="Aptos" w:hAnsi="Aptos"/>
         </w:rPr>
-        <w:t>)</w:t>
-      </w:r>
-      <w:r>
-        <w:rPr>
-          <w:rFonts w:ascii="Aptos" w:hAnsi="Aptos"/>
-        </w:rPr>
-        <w:t>K</w:t>
-      </w:r>
-      <w:r>
-        <w:rPr>
-          <w:rFonts w:ascii="Aptos" w:hAnsi="Aptos"/>
-        </w:rPr>
-        <w:t xml:space="preserve"> H</w:t>
+        <w:t>)K H</w:t>
       </w:r>
       <w:r>
         <w:rPr>
@@ -6362,19 +6232,7 @@
         <w:rPr>
           <w:rFonts w:ascii="Aptos" w:hAnsi="Aptos"/>
         </w:rPr>
-        <w:t xml:space="preserve"> message: 1.1 + 0.2 + 1.1 + 0.2 + 0.4 + 1.35 + (0.28 x 20) + 0.4 + 1.1 +0.2 + 0.4 +1.35 + (0.28 x 8) + 0.28 + 0.4 </w:t>
-      </w:r>
-      <w:r>
-        <w:rPr>
-          <w:rFonts w:ascii="Aptos" w:hAnsi="Aptos"/>
-        </w:rPr>
-        <w:t xml:space="preserve">+ </w:t>
-      </w:r>
-      <w:r>
-        <w:rPr>
-          <w:rFonts w:ascii="Aptos" w:hAnsi="Aptos"/>
-        </w:rPr>
-        <w:t xml:space="preserve">1.35 + 1.1 + 0.2 + 1.1 + 0.2 + 0.4 + 1.35 + (0.28x5) + 0.28 + 1 = </w:t>
+        <w:t xml:space="preserve"> message: 1.1 + 0.2 + 1.1 + 0.2 + 0.4 + 1.35 + (0.28 x 20) + 0.4 + 1.1 +0.2 + 0.4 +1.35 + (0.28 x 8) + 0.28 + 0.4 + 1.35 + 1.1 + 0.2 + 1.1 + 0.2 + 0.4 + 1.35 + (0.28x5) + 0.28 + 1 = </w:t>
       </w:r>
       <w:r>
         <w:rPr>
@@ -6392,59 +6250,47 @@
           <w:bCs/>
           <w:u w:val="single"/>
         </w:rPr>
-        <w:t>4.7</w:t>
-      </w:r>
-      <w:r>
+        <w:t>4.7 seconds</w:t>
+      </w:r>
+    </w:p>
+    <w:p>
+      <w:pPr>
+        <w:rPr>
+          <w:rFonts w:ascii="Aptos" w:hAnsi="Aptos"/>
+        </w:rPr>
+      </w:pPr>
+    </w:p>
+    <w:p>
+      <w:pPr>
         <w:rPr>
           <w:rFonts w:ascii="Aptos" w:hAnsi="Aptos"/>
           <w:b/>
           <w:bCs/>
           <w:u w:val="single"/>
         </w:rPr>
-        <w:t xml:space="preserve"> seconds</w:t>
-      </w:r>
-    </w:p>
-    <w:p>
-      <w:pPr>
-        <w:rPr>
-          <w:rFonts w:ascii="Aptos" w:hAnsi="Aptos"/>
-        </w:rPr>
-      </w:pPr>
-    </w:p>
-    <w:p>
-      <w:pPr>
+      </w:pPr>
+      <w:proofErr w:type="gramStart"/>
+      <w:r>
+        <w:rPr>
+          <w:rFonts w:ascii="Aptos" w:hAnsi="Aptos"/>
+        </w:rPr>
+        <w:t>25 character</w:t>
+      </w:r>
+      <w:proofErr w:type="gramEnd"/>
+      <w:r>
+        <w:rPr>
+          <w:rFonts w:ascii="Aptos" w:hAnsi="Aptos"/>
+        </w:rPr>
+        <w:t xml:space="preserve"> message: 1.1 + 0.2 + 1.1 + 0.2 + 0.4 + 1.35 + (0.28 x 20) + 0.4 + 1.1 +0.2 + 0.4 +1.35 + (0.28 x 8) + 0.28 + 0.4 + 1.35 + 1.1 + 0.2 + 1.1 + 0.2 + 0.4 + 1.35 + (0.28x25) + 0.28 + 1 = </w:t>
+      </w:r>
+      <w:r>
         <w:rPr>
           <w:rFonts w:ascii="Aptos" w:hAnsi="Aptos"/>
           <w:b/>
           <w:bCs/>
           <w:u w:val="single"/>
         </w:rPr>
-      </w:pPr>
-      <w:proofErr w:type="gramStart"/>
-      <w:r>
-        <w:rPr>
-          <w:rFonts w:ascii="Aptos" w:hAnsi="Aptos"/>
-        </w:rPr>
-        <w:t>25 character</w:t>
-      </w:r>
-      <w:proofErr w:type="gramEnd"/>
-      <w:r>
-        <w:rPr>
-          <w:rFonts w:ascii="Aptos" w:hAnsi="Aptos"/>
-        </w:rPr>
-        <w:t xml:space="preserve"> message: 1.1 + 0.2 + 1.1 + 0.2 + 0.4 + 1.35 + (0.28 x 20) + 0.4 + 1.1 +0.2 + 0.4 +1.35 + (0.28 x 8) + 0.28 + 0.4 + 1.35 + 1.1 + 0.2 + 1.1 + 0.2 + 0.4 + 1.35 + (0.28x</w:t>
-      </w:r>
-      <w:r>
-        <w:rPr>
-          <w:rFonts w:ascii="Aptos" w:hAnsi="Aptos"/>
-        </w:rPr>
-        <w:t>25</w:t>
-      </w:r>
-      <w:r>
-        <w:rPr>
-          <w:rFonts w:ascii="Aptos" w:hAnsi="Aptos"/>
-        </w:rPr>
-        <w:t xml:space="preserve">) + 0.28 + 1 = </w:t>
+        <w:t>30.</w:t>
       </w:r>
       <w:r>
         <w:rPr>
@@ -6453,17 +6299,93 @@
           <w:bCs/>
           <w:u w:val="single"/>
         </w:rPr>
-        <w:t>30.</w:t>
-      </w:r>
-      <w:r>
+        <w:t>3 seconds</w:t>
+      </w:r>
+    </w:p>
+    <w:p>
+      <w:pPr>
+        <w:rPr>
+          <w:rFonts w:ascii="Aptos" w:hAnsi="Aptos"/>
+          <w:sz w:val="22"/>
+          <w:szCs w:val="22"/>
+        </w:rPr>
+      </w:pPr>
+    </w:p>
+    <w:p>
+      <w:pPr>
+        <w:rPr>
+          <w:rFonts w:ascii="Aptos" w:hAnsi="Aptos"/>
+          <w:sz w:val="28"/>
+          <w:szCs w:val="28"/>
+        </w:rPr>
+      </w:pPr>
+      <w:r>
+        <w:rPr>
+          <w:rFonts w:ascii="Aptos" w:hAnsi="Aptos"/>
+          <w:sz w:val="28"/>
+          <w:szCs w:val="28"/>
+        </w:rPr>
+        <w:t>Best Method</w:t>
+      </w:r>
+      <w:r>
+        <w:rPr>
+          <w:rFonts w:ascii="Aptos" w:hAnsi="Aptos"/>
+          <w:sz w:val="28"/>
+          <w:szCs w:val="28"/>
+        </w:rPr>
+        <w:t>:</w:t>
+      </w:r>
+    </w:p>
+    <w:p>
+      <w:pPr>
+        <w:pStyle w:val="ListParagraph"/>
+        <w:numPr>
+          <w:ilvl w:val="0"/>
+          <w:numId w:val="45"/>
+        </w:numPr>
+        <w:rPr>
+          <w:rFonts w:ascii="Aptos" w:hAnsi="Aptos"/>
+        </w:rPr>
+      </w:pPr>
+      <w:r>
+        <w:rPr>
+          <w:rFonts w:ascii="Aptos" w:hAnsi="Aptos"/>
+        </w:rPr>
+        <w:t>Method 1: 26 – 31.6 seconds</w:t>
+      </w:r>
+    </w:p>
+    <w:p>
+      <w:pPr>
+        <w:pStyle w:val="ListParagraph"/>
+        <w:numPr>
+          <w:ilvl w:val="0"/>
+          <w:numId w:val="45"/>
+        </w:numPr>
+        <w:rPr>
+          <w:rFonts w:ascii="Aptos" w:hAnsi="Aptos"/>
+        </w:rPr>
+      </w:pPr>
+      <w:r>
+        <w:rPr>
+          <w:rFonts w:ascii="Aptos" w:hAnsi="Aptos"/>
+        </w:rPr>
+        <w:t>Method 2: 26 – 31.6 seconds</w:t>
+      </w:r>
+    </w:p>
+    <w:p>
+      <w:pPr>
+        <w:pStyle w:val="ListParagraph"/>
+        <w:numPr>
+          <w:ilvl w:val="0"/>
+          <w:numId w:val="45"/>
+        </w:numPr>
         <w:rPr>
           <w:rFonts w:ascii="Aptos" w:hAnsi="Aptos"/>
           <w:b/>
           <w:bCs/>
           <w:u w:val="single"/>
         </w:rPr>
-        <w:t>3</w:t>
-      </w:r>
+      </w:pPr>
       <w:r>
         <w:rPr>
           <w:rFonts w:ascii="Aptos" w:hAnsi="Aptos"/>
@@ -6471,119 +6393,7 @@
           <w:bCs/>
           <w:u w:val="single"/>
         </w:rPr>
-        <w:t xml:space="preserve"> seconds</w:t>
-      </w:r>
-    </w:p>
-    <w:p>
-      <w:pPr>
-        <w:rPr>
-          <w:rFonts w:ascii="Aptos" w:hAnsi="Aptos"/>
-          <w:sz w:val="22"/>
-          <w:szCs w:val="22"/>
-        </w:rPr>
-      </w:pPr>
-    </w:p>
-    <w:p>
-      <w:pPr>
-        <w:rPr>
-          <w:rFonts w:ascii="Aptos" w:hAnsi="Aptos"/>
-          <w:sz w:val="28"/>
-          <w:szCs w:val="28"/>
-        </w:rPr>
-      </w:pPr>
-      <w:r>
-        <w:rPr>
-          <w:rFonts w:ascii="Aptos" w:hAnsi="Aptos"/>
-          <w:sz w:val="28"/>
-          <w:szCs w:val="28"/>
-        </w:rPr>
-        <w:t>Best Method</w:t>
-      </w:r>
-      <w:r>
-        <w:rPr>
-          <w:rFonts w:ascii="Aptos" w:hAnsi="Aptos"/>
-          <w:sz w:val="28"/>
-          <w:szCs w:val="28"/>
-        </w:rPr>
-        <w:t>:</w:t>
-      </w:r>
-    </w:p>
-    <w:p>
-      <w:pPr>
-        <w:pStyle w:val="ListParagraph"/>
-        <w:numPr>
-          <w:ilvl w:val="0"/>
-          <w:numId w:val="45"/>
-        </w:numPr>
-        <w:rPr>
-          <w:rFonts w:ascii="Aptos" w:hAnsi="Aptos"/>
-        </w:rPr>
-      </w:pPr>
-      <w:r>
-        <w:rPr>
-          <w:rFonts w:ascii="Aptos" w:hAnsi="Aptos"/>
-        </w:rPr>
-        <w:t>Method 1: 26 – 31.6 seconds</w:t>
-      </w:r>
-    </w:p>
-    <w:p>
-      <w:pPr>
-        <w:pStyle w:val="ListParagraph"/>
-        <w:numPr>
-          <w:ilvl w:val="0"/>
-          <w:numId w:val="45"/>
-        </w:numPr>
-        <w:rPr>
-          <w:rFonts w:ascii="Aptos" w:hAnsi="Aptos"/>
-        </w:rPr>
-      </w:pPr>
-      <w:r>
-        <w:rPr>
-          <w:rFonts w:ascii="Aptos" w:hAnsi="Aptos"/>
-        </w:rPr>
-        <w:t>Method 2: 26 – 31.6 seconds</w:t>
-      </w:r>
-    </w:p>
-    <w:p>
-      <w:pPr>
-        <w:pStyle w:val="ListParagraph"/>
-        <w:numPr>
-          <w:ilvl w:val="0"/>
-          <w:numId w:val="45"/>
-        </w:numPr>
-        <w:rPr>
-          <w:rFonts w:ascii="Aptos" w:hAnsi="Aptos"/>
-          <w:b/>
-          <w:bCs/>
-          <w:u w:val="single"/>
-        </w:rPr>
-      </w:pPr>
-      <w:r>
-        <w:rPr>
-          <w:rFonts w:ascii="Aptos" w:hAnsi="Aptos"/>
-          <w:b/>
-          <w:bCs/>
-          <w:u w:val="single"/>
-        </w:rPr>
-        <w:t xml:space="preserve">Method 3: 24.7 </w:t>
-      </w:r>
-      <w:r>
-        <w:rPr>
-          <w:rFonts w:ascii="Aptos" w:hAnsi="Aptos"/>
-          <w:b/>
-          <w:bCs/>
-          <w:u w:val="single"/>
-        </w:rPr>
-        <w:t>–</w:t>
-      </w:r>
-      <w:r>
-        <w:rPr>
-          <w:rFonts w:ascii="Aptos" w:hAnsi="Aptos"/>
-          <w:b/>
-          <w:bCs/>
-          <w:u w:val="single"/>
-        </w:rPr>
-        <w:t xml:space="preserve"> 30.3 seconds</w:t>
+        <w:t>Method 3: 24.7 – 30.3 seconds</w:t>
       </w:r>
     </w:p>
     <w:p>
@@ -14111,6 +13921,7 @@
   <w:style w:type="character" w:default="1" w:styleId="DefaultParagraphFont">
     <w:name w:val="Default Paragraph Font"/>
     <w:uiPriority w:val="1"/>
+    <w:semiHidden/>
     <w:unhideWhenUsed/>
   </w:style>
   <w:style w:type="table" w:default="1" w:styleId="TableNormal">
